--- a/dist/exports/kcet-s-block-elements_revision_notes.docx
+++ b/dist/exports/kcet-s-block-elements_revision_notes.docx
@@ -164,10 +164,10 @@
             <w:r>
               <w:rPr>
                 <w:b/>
-                <w:color w:val="2B6CB0"/>
+                <w:color w:val="718096"/>
                 <w:sz w:val="19"/>
               </w:rPr>
-              <w:t>High</w:t>
+              <w:t>Moderate</w:t>
             </w:r>
           </w:p>
         </w:tc>
@@ -189,7 +189,7 @@
                 <w:color w:val="2D3748"/>
                 <w:sz w:val="19"/>
               </w:rPr>
-              <w:t>Kcet S Block Elements - Core Application</w:t>
+              <w:t>S Block Elements — Standard Calculations &amp; Problem Archetypes</w:t>
             </w:r>
           </w:p>
         </w:tc>
@@ -209,7 +209,7 @@
               <w:rPr>
                 <w:sz w:val="19"/>
               </w:rPr>
-              <w:t>8 PYQs</w:t>
+              <w:t>4 PYQs</w:t>
             </w:r>
           </w:p>
         </w:tc>
@@ -230,7 +230,181 @@
                 <w:color w:val="718096"/>
                 <w:sz w:val="19"/>
               </w:rPr>
-              <w:t>General Concept</w:t>
+              <w:t>Quantitative Analysis</w:t>
+            </w:r>
+          </w:p>
+        </w:tc>
+      </w:tr>
+      <w:tr>
+        <w:tc>
+          <w:tcPr>
+            <w:tcW w:type="dxa" w:w="2160"/>
+            <w:shd w:fill="FFFFFF"/>
+            <w:tcMar>
+              <w:top w:w="80" w:type="dxa"/>
+              <w:bottom w:w="80" w:type="dxa"/>
+              <w:left w:w="150" w:type="dxa"/>
+              <w:right w:w="150" w:type="dxa"/>
+            </w:tcMar>
+          </w:tcPr>
+          <w:p>
+            <w:r>
+              <w:rPr>
+                <w:b/>
+                <w:color w:val="718096"/>
+                <w:sz w:val="19"/>
+              </w:rPr>
+              <w:t>Moderate</w:t>
+            </w:r>
+          </w:p>
+        </w:tc>
+        <w:tc>
+          <w:tcPr>
+            <w:tcW w:type="dxa" w:w="4320"/>
+            <w:shd w:fill="FFFFFF"/>
+            <w:tcMar>
+              <w:top w:w="80" w:type="dxa"/>
+              <w:bottom w:w="80" w:type="dxa"/>
+              <w:left w:w="150" w:type="dxa"/>
+              <w:right w:w="150" w:type="dxa"/>
+            </w:tcMar>
+          </w:tcPr>
+          <w:p>
+            <w:r>
+              <w:rPr>
+                <w:b/>
+                <w:color w:val="2D3748"/>
+                <w:sz w:val="19"/>
+              </w:rPr>
+              <w:t>S Block Elements — Core Principles &amp; Governing Laws</w:t>
+            </w:r>
+          </w:p>
+        </w:tc>
+        <w:tc>
+          <w:tcPr>
+            <w:tcW w:type="dxa" w:w="1728"/>
+            <w:shd w:fill="FFFFFF"/>
+            <w:tcMar>
+              <w:top w:w="80" w:type="dxa"/>
+              <w:bottom w:w="80" w:type="dxa"/>
+              <w:left w:w="150" w:type="dxa"/>
+              <w:right w:w="150" w:type="dxa"/>
+            </w:tcMar>
+          </w:tcPr>
+          <w:p>
+            <w:r>
+              <w:rPr>
+                <w:sz w:val="19"/>
+              </w:rPr>
+              <w:t>3 PYQs</w:t>
+            </w:r>
+          </w:p>
+        </w:tc>
+        <w:tc>
+          <w:tcPr>
+            <w:tcW w:type="dxa" w:w="1872"/>
+            <w:shd w:fill="FFFFFF"/>
+            <w:tcMar>
+              <w:top w:w="80" w:type="dxa"/>
+              <w:bottom w:w="80" w:type="dxa"/>
+              <w:left w:w="150" w:type="dxa"/>
+              <w:right w:w="150" w:type="dxa"/>
+            </w:tcMar>
+          </w:tcPr>
+          <w:p>
+            <w:r>
+              <w:rPr>
+                <w:color w:val="718096"/>
+                <w:sz w:val="19"/>
+              </w:rPr>
+              <w:t>Core Principle</w:t>
+            </w:r>
+          </w:p>
+        </w:tc>
+      </w:tr>
+      <w:tr>
+        <w:tc>
+          <w:tcPr>
+            <w:tcW w:type="dxa" w:w="2160"/>
+            <w:shd w:fill="F7FAFC"/>
+            <w:tcMar>
+              <w:top w:w="80" w:type="dxa"/>
+              <w:bottom w:w="80" w:type="dxa"/>
+              <w:left w:w="150" w:type="dxa"/>
+              <w:right w:w="150" w:type="dxa"/>
+            </w:tcMar>
+          </w:tcPr>
+          <w:p>
+            <w:r>
+              <w:rPr>
+                <w:b/>
+                <w:color w:val="718096"/>
+                <w:sz w:val="19"/>
+              </w:rPr>
+              <w:t>Moderate</w:t>
+            </w:r>
+          </w:p>
+        </w:tc>
+        <w:tc>
+          <w:tcPr>
+            <w:tcW w:type="dxa" w:w="4320"/>
+            <w:shd w:fill="F7FAFC"/>
+            <w:tcMar>
+              <w:top w:w="80" w:type="dxa"/>
+              <w:bottom w:w="80" w:type="dxa"/>
+              <w:left w:w="150" w:type="dxa"/>
+              <w:right w:w="150" w:type="dxa"/>
+            </w:tcMar>
+          </w:tcPr>
+          <w:p>
+            <w:r>
+              <w:rPr>
+                <w:b/>
+                <w:color w:val="2D3748"/>
+                <w:sz w:val="19"/>
+              </w:rPr>
+              <w:t>S Block Elements — Applied Cases, Reactions &amp; Traps</w:t>
+            </w:r>
+          </w:p>
+        </w:tc>
+        <w:tc>
+          <w:tcPr>
+            <w:tcW w:type="dxa" w:w="1728"/>
+            <w:shd w:fill="F7FAFC"/>
+            <w:tcMar>
+              <w:top w:w="80" w:type="dxa"/>
+              <w:bottom w:w="80" w:type="dxa"/>
+              <w:left w:w="150" w:type="dxa"/>
+              <w:right w:w="150" w:type="dxa"/>
+            </w:tcMar>
+          </w:tcPr>
+          <w:p>
+            <w:r>
+              <w:rPr>
+                <w:sz w:val="19"/>
+              </w:rPr>
+              <w:t>3 PYQs</w:t>
+            </w:r>
+          </w:p>
+        </w:tc>
+        <w:tc>
+          <w:tcPr>
+            <w:tcW w:type="dxa" w:w="1872"/>
+            <w:shd w:fill="F7FAFC"/>
+            <w:tcMar>
+              <w:top w:w="80" w:type="dxa"/>
+              <w:bottom w:w="80" w:type="dxa"/>
+              <w:left w:w="150" w:type="dxa"/>
+              <w:right w:w="150" w:type="dxa"/>
+            </w:tcMar>
+          </w:tcPr>
+          <w:p>
+            <w:r>
+              <w:rPr>
+                <w:color w:val="718096"/>
+                <w:sz w:val="19"/>
+              </w:rPr>
+              <w:t>Applied Topics</w:t>
             </w:r>
           </w:p>
         </w:tc>
@@ -311,6 +485,144 @@
           </w:p>
         </w:tc>
       </w:tr>
+      <w:tr>
+        <w:tc>
+          <w:tcPr>
+            <w:tcW w:type="dxa" w:w="3600"/>
+            <w:shd w:fill="F7FAFC"/>
+            <w:tcMar>
+              <w:top w:w="100" w:type="dxa"/>
+              <w:bottom w:w="100" w:type="dxa"/>
+              <w:left w:w="150" w:type="dxa"/>
+              <w:right w:w="150" w:type="dxa"/>
+            </w:tcMar>
+          </w:tcPr>
+          <w:p>
+            <w:r>
+              <w:rPr>
+                <w:b/>
+                <w:color w:val="1A365D"/>
+                <w:sz w:val="19"/>
+              </w:rPr>
+              <w:t>S Block Elements — Standard Calculations &amp; Problem Archetypes</w:t>
+            </w:r>
+          </w:p>
+        </w:tc>
+        <w:tc>
+          <w:tcPr>
+            <w:tcW w:type="dxa" w:w="6480"/>
+            <w:shd w:fill="F7FAFC"/>
+            <w:tcMar>
+              <w:top w:w="100" w:type="dxa"/>
+              <w:bottom w:w="100" w:type="dxa"/>
+              <w:left w:w="150" w:type="dxa"/>
+              <w:right w:w="150" w:type="dxa"/>
+            </w:tcMar>
+          </w:tcPr>
+          <w:p>
+            <w:r>
+              <w:rPr>
+                <w:rFonts w:ascii="Cambria Math" w:hAnsi="Cambria Math"/>
+                <w:color w:val="2D3748"/>
+                <w:sz w:val="19"/>
+              </w:rPr>
+              <w:t>\longrightarrow ZnCl_{2}+H_{2}, \quad H_{2}, \quad Na_{2}O</w:t>
+            </w:r>
+          </w:p>
+        </w:tc>
+      </w:tr>
+      <w:tr>
+        <w:tc>
+          <w:tcPr>
+            <w:tcW w:type="dxa" w:w="3600"/>
+            <w:shd w:fill="FFFFFF"/>
+            <w:tcMar>
+              <w:top w:w="100" w:type="dxa"/>
+              <w:bottom w:w="100" w:type="dxa"/>
+              <w:left w:w="150" w:type="dxa"/>
+              <w:right w:w="150" w:type="dxa"/>
+            </w:tcMar>
+          </w:tcPr>
+          <w:p>
+            <w:r>
+              <w:rPr>
+                <w:b/>
+                <w:color w:val="1A365D"/>
+                <w:sz w:val="19"/>
+              </w:rPr>
+              <w:t>S Block Elements — Core Principles &amp; Governing Laws</w:t>
+            </w:r>
+          </w:p>
+        </w:tc>
+        <w:tc>
+          <w:tcPr>
+            <w:tcW w:type="dxa" w:w="6480"/>
+            <w:shd w:fill="FFFFFF"/>
+            <w:tcMar>
+              <w:top w:w="100" w:type="dxa"/>
+              <w:bottom w:w="100" w:type="dxa"/>
+              <w:left w:w="150" w:type="dxa"/>
+              <w:right w:w="150" w:type="dxa"/>
+            </w:tcMar>
+          </w:tcPr>
+          <w:p>
+            <w:r>
+              <w:rPr>
+                <w:rFonts w:ascii="Cambria Math" w:hAnsi="Cambria Math"/>
+                <w:color w:val="2D3748"/>
+                <w:sz w:val="19"/>
+              </w:rPr>
+              <w:t>N_{2}, \quad 2NaN_{3} \longrightarrow 2Na+3N_{2}, \quad K_{2}O_{2}</w:t>
+            </w:r>
+          </w:p>
+        </w:tc>
+      </w:tr>
+      <w:tr>
+        <w:tc>
+          <w:tcPr>
+            <w:tcW w:type="dxa" w:w="3600"/>
+            <w:shd w:fill="F7FAFC"/>
+            <w:tcMar>
+              <w:top w:w="100" w:type="dxa"/>
+              <w:bottom w:w="100" w:type="dxa"/>
+              <w:left w:w="150" w:type="dxa"/>
+              <w:right w:w="150" w:type="dxa"/>
+            </w:tcMar>
+          </w:tcPr>
+          <w:p>
+            <w:r>
+              <w:rPr>
+                <w:b/>
+                <w:color w:val="1A365D"/>
+                <w:sz w:val="19"/>
+              </w:rPr>
+              <w:t>S Block Elements — Applied Cases, Reactions &amp; Traps</w:t>
+            </w:r>
+          </w:p>
+        </w:tc>
+        <w:tc>
+          <w:tcPr>
+            <w:tcW w:type="dxa" w:w="6480"/>
+            <w:shd w:fill="F7FAFC"/>
+            <w:tcMar>
+              <w:top w:w="100" w:type="dxa"/>
+              <w:bottom w:w="100" w:type="dxa"/>
+              <w:left w:w="150" w:type="dxa"/>
+              <w:right w:w="150" w:type="dxa"/>
+            </w:tcMar>
+          </w:tcPr>
+          <w:p>
+            <w:r>
+              <w:rPr>
+                <w:rFonts w:ascii="Cambria Math" w:hAnsi="Cambria Math"/>
+                <w:color w:val="2D3748"/>
+                <w:sz w:val="19"/>
+              </w:rPr>
+              <w:t>(CaSO_{4} \cdot 2H_{2}O), \quad LiNO_{3}, \quad NO_{2}</w:t>
+            </w:r>
+          </w:p>
+        </w:tc>
+      </w:tr>
     </w:tbl>
     <w:p>
       <w:pPr>
@@ -338,7 +650,7 @@
           <w:color w:val="2B6CB0"/>
           <w:sz w:val="24"/>
         </w:rPr>
-        <w:t>3.1 Kcet S Block Elements - Core Application (High Yield — 8 PYQs)</w:t>
+        <w:t>3.1 S Block Elements — Standard Calculations &amp; Problem Archetypes (Moderate Yield — 4 PYQs)</w:t>
       </w:r>
     </w:p>
     <w:p>
@@ -353,7 +665,7 @@
         <w:rPr>
           <w:sz w:val="20"/>
         </w:rPr>
-        <w:t>Key problem pattern in Kcet S Block Elements.</w:t>
+        <w:t>Quantitative numerical problem-solving techniques and standard question patterns frequently seen in S Block Elements.</w:t>
       </w:r>
     </w:p>
     <w:tbl>
@@ -391,7 +703,7 @@
                 <w:color w:val="2D3748"/>
                 <w:sz w:val="19"/>
               </w:rPr>
-              <w:t>Watch for algebraic and sign errors.</w:t>
+              <w:t>Watch for algebraic rounding, stoichiometric balancing, and boundary condition checks.</w:t>
             </w:r>
           </w:p>
         </w:tc>
@@ -432,7 +744,423 @@
                 <w:color w:val="2D3748"/>
                 <w:sz w:val="19"/>
               </w:rPr>
-              <w:t>Verify dimensions and boundary conditions.</w:t>
+              <w:t>Dimensional consistency checks and ratio comparisons can quickly eliminate incorrect options.</w:t>
+            </w:r>
+          </w:p>
+        </w:tc>
+      </w:tr>
+    </w:tbl>
+    <w:p>
+      <w:pPr>
+        <w:spacing w:before="120" w:after="40"/>
+      </w:pPr>
+      <w:r>
+        <w:rPr>
+          <w:b/>
+          <w:color w:val="1A365D"/>
+          <w:sz w:val="19"/>
+        </w:rPr>
+        <w:t>Source PYQs testing this concept:</w:t>
+      </w:r>
+    </w:p>
+    <w:p>
+      <w:pPr>
+        <w:pStyle w:val="ListBullet"/>
+        <w:spacing w:after="40"/>
+      </w:pPr>
+      <w:r>
+        <w:rPr>
+          <w:b/>
+          <w:sz w:val="18"/>
+        </w:rPr>
+        <w:t xml:space="preserve">[2021 Shift] Q#2 (MCQ): </w:t>
+      </w:r>
+      <w:r>
+        <w:rPr>
+          <w:sz w:val="18"/>
+        </w:rPr>
+        <w:t xml:space="preserve">"The property of the alkaline earth metals that increases with their atomic number is..."  </w:t>
+      </w:r>
+      <w:r>
+        <w:rPr>
+          <w:b/>
+          <w:color w:val="2B6CB0"/>
+          <w:sz w:val="18"/>
+        </w:rPr>
+        <w:t>[Ans: N/A]</w:t>
+      </w:r>
+    </w:p>
+    <w:p>
+      <w:pPr>
+        <w:pStyle w:val="ListBullet"/>
+        <w:spacing w:after="40"/>
+      </w:pPr>
+      <w:r>
+        <w:rPr>
+          <w:b/>
+          <w:sz w:val="18"/>
+        </w:rPr>
+        <w:t xml:space="preserve">[2020 Shift] Q#4 (MCQ): </w:t>
+      </w:r>
+      <w:r>
+        <w:rPr>
+          <w:sz w:val="18"/>
+        </w:rPr>
+        <w:t xml:space="preserve">"The metal that produce H_(2) with both dil. HCl and NaOH(aq) is..."  </w:t>
+      </w:r>
+      <w:r>
+        <w:rPr>
+          <w:b/>
+          <w:color w:val="2B6CB0"/>
+          <w:sz w:val="18"/>
+        </w:rPr>
+        <w:t>[Ans: N/A]</w:t>
+      </w:r>
+    </w:p>
+    <w:p>
+      <w:pPr>
+        <w:pStyle w:val="ListBullet"/>
+        <w:spacing w:after="40"/>
+      </w:pPr>
+      <w:r>
+        <w:rPr>
+          <w:b/>
+          <w:sz w:val="18"/>
+        </w:rPr>
+        <w:t xml:space="preserve">[2019 Shift] Q#1 (MCQ): </w:t>
+      </w:r>
+      <w:r>
+        <w:rPr>
+          <w:sz w:val="18"/>
+        </w:rPr>
+        <w:t xml:space="preserve">"Which cleansing agent gets precipitated in hard water?..."  </w:t>
+      </w:r>
+      <w:r>
+        <w:rPr>
+          <w:b/>
+          <w:color w:val="2B6CB0"/>
+          <w:sz w:val="18"/>
+        </w:rPr>
+        <w:t>[Ans: N/A]</w:t>
+      </w:r>
+    </w:p>
+    <w:p>
+      <w:pPr>
+        <w:spacing w:after="120"/>
+      </w:pPr>
+    </w:p>
+    <w:p>
+      <w:pPr>
+        <w:pStyle w:val="Heading2"/>
+      </w:pPr>
+      <w:r>
+        <w:rPr>
+          <w:color w:val="2B6CB0"/>
+          <w:sz w:val="24"/>
+        </w:rPr>
+        <w:t>3.2 S Block Elements — Core Principles &amp; Governing Laws (Moderate Yield — 3 PYQs)</w:t>
+      </w:r>
+    </w:p>
+    <w:p>
+      <w:r>
+        <w:rPr>
+          <w:b/>
+          <w:sz w:val="20"/>
+        </w:rPr>
+        <w:t xml:space="preserve">Core Principle: </w:t>
+      </w:r>
+      <w:r>
+        <w:rPr>
+          <w:sz w:val="20"/>
+        </w:rPr>
+        <w:t>Fundamental definitions, core postulates, and governing physical/chemical relations in S Block Elements.</w:t>
+      </w:r>
+    </w:p>
+    <w:tbl>
+      <w:tblPr>
+        <w:tblW w:type="auto" w:w="0"/>
+        <w:jc w:val="center"/>
+        <w:tblLook w:firstColumn="1" w:firstRow="1" w:lastColumn="0" w:lastRow="0" w:noHBand="0" w:noVBand="1" w:val="04A0"/>
+      </w:tblPr>
+      <w:tblGrid>
+        <w:gridCol w:w="10080"/>
+      </w:tblGrid>
+      <w:tr>
+        <w:tc>
+          <w:tcPr>
+            <w:tcW w:type="dxa" w:w="10080"/>
+            <w:shd w:fill="FFF5F5"/>
+            <w:tcMar>
+              <w:top w:w="100" w:type="dxa"/>
+              <w:bottom w:w="100" w:type="dxa"/>
+              <w:left w:w="150" w:type="dxa"/>
+              <w:right w:w="150" w:type="dxa"/>
+            </w:tcMar>
+          </w:tcPr>
+          <w:p>
+            <w:r>
+              <w:rPr>
+                <w:b/>
+                <w:color w:val="C53030"/>
+                <w:sz w:val="19"/>
+              </w:rPr>
+              <w:t xml:space="preserve">⚠️ Common Trap / JEE Pitfall: </w:t>
+            </w:r>
+            <w:r>
+              <w:rPr>
+                <w:color w:val="2D3748"/>
+                <w:sz w:val="19"/>
+              </w:rPr>
+              <w:t>Carefully verify units, standard reference states, and sign conventions in S Block Elements.</w:t>
+            </w:r>
+          </w:p>
+        </w:tc>
+      </w:tr>
+    </w:tbl>
+    <w:tbl>
+      <w:tblPr>
+        <w:tblW w:type="auto" w:w="0"/>
+        <w:jc w:val="center"/>
+        <w:tblLook w:firstColumn="1" w:firstRow="1" w:lastColumn="0" w:lastRow="0" w:noHBand="0" w:noVBand="1" w:val="04A0"/>
+      </w:tblPr>
+      <w:tblGrid>
+        <w:gridCol w:w="10080"/>
+      </w:tblGrid>
+      <w:tr>
+        <w:tc>
+          <w:tcPr>
+            <w:tcW w:type="dxa" w:w="10080"/>
+            <w:shd w:fill="F0FFF4"/>
+            <w:tcMar>
+              <w:top w:w="100" w:type="dxa"/>
+              <w:bottom w:w="100" w:type="dxa"/>
+              <w:left w:w="150" w:type="dxa"/>
+              <w:right w:w="150" w:type="dxa"/>
+            </w:tcMar>
+          </w:tcPr>
+          <w:p>
+            <w:r>
+              <w:rPr>
+                <w:b/>
+                <w:color w:val="276749"/>
+                <w:sz w:val="19"/>
+              </w:rPr>
+              <w:t xml:space="preserve">💡 Speed Hack / Trick: </w:t>
+            </w:r>
+            <w:r>
+              <w:rPr>
+                <w:color w:val="2D3748"/>
+                <w:sz w:val="19"/>
+              </w:rPr>
+              <w:t>Focus on high-yield formulas and standard limiting approximations tested in S Block Elements PYQs.</w:t>
+            </w:r>
+          </w:p>
+        </w:tc>
+      </w:tr>
+    </w:tbl>
+    <w:p>
+      <w:pPr>
+        <w:spacing w:before="120" w:after="40"/>
+      </w:pPr>
+      <w:r>
+        <w:rPr>
+          <w:b/>
+          <w:color w:val="1A365D"/>
+          <w:sz w:val="19"/>
+        </w:rPr>
+        <w:t>Source PYQs testing this concept:</w:t>
+      </w:r>
+    </w:p>
+    <w:p>
+      <w:pPr>
+        <w:pStyle w:val="ListBullet"/>
+        <w:spacing w:after="40"/>
+      </w:pPr>
+      <w:r>
+        <w:rPr>
+          <w:b/>
+          <w:sz w:val="18"/>
+        </w:rPr>
+        <w:t xml:space="preserve">[2021 Shift] Q#2 (MCQ): </w:t>
+      </w:r>
+      <w:r>
+        <w:rPr>
+          <w:sz w:val="18"/>
+        </w:rPr>
+        <w:t xml:space="preserve">"The property of the alkaline earth metals that increases with their atomic number is..."  </w:t>
+      </w:r>
+      <w:r>
+        <w:rPr>
+          <w:b/>
+          <w:color w:val="2B6CB0"/>
+          <w:sz w:val="18"/>
+        </w:rPr>
+        <w:t>[Ans: N/A]</w:t>
+      </w:r>
+    </w:p>
+    <w:p>
+      <w:pPr>
+        <w:pStyle w:val="ListBullet"/>
+        <w:spacing w:after="40"/>
+      </w:pPr>
+      <w:r>
+        <w:rPr>
+          <w:b/>
+          <w:sz w:val="18"/>
+        </w:rPr>
+        <w:t xml:space="preserve">[2020 Shift] Q#3 (MCQ): </w:t>
+      </w:r>
+      <w:r>
+        <w:rPr>
+          <w:sz w:val="18"/>
+        </w:rPr>
+        <w:t xml:space="preserve">"The oxide of potassium that does not exist is..."  </w:t>
+      </w:r>
+      <w:r>
+        <w:rPr>
+          <w:b/>
+          <w:color w:val="2B6CB0"/>
+          <w:sz w:val="18"/>
+        </w:rPr>
+        <w:t>[Ans: N/A]</w:t>
+      </w:r>
+    </w:p>
+    <w:p>
+      <w:pPr>
+        <w:pStyle w:val="ListBullet"/>
+        <w:spacing w:after="40"/>
+      </w:pPr>
+      <w:r>
+        <w:rPr>
+          <w:b/>
+          <w:sz w:val="18"/>
+        </w:rPr>
+        <w:t xml:space="preserve">[2018 Shift] Q#3 (MCQ): </w:t>
+      </w:r>
+      <w:r>
+        <w:rPr>
+          <w:sz w:val="18"/>
+        </w:rPr>
+        <w:t xml:space="preserve">"Very pure N_(2) can be obtained by..."  </w:t>
+      </w:r>
+      <w:r>
+        <w:rPr>
+          <w:b/>
+          <w:color w:val="2B6CB0"/>
+          <w:sz w:val="18"/>
+        </w:rPr>
+        <w:t>[Ans: N/A]</w:t>
+      </w:r>
+    </w:p>
+    <w:p>
+      <w:pPr>
+        <w:spacing w:after="120"/>
+      </w:pPr>
+    </w:p>
+    <w:p>
+      <w:pPr>
+        <w:pStyle w:val="Heading2"/>
+      </w:pPr>
+      <w:r>
+        <w:rPr>
+          <w:color w:val="2B6CB0"/>
+          <w:sz w:val="24"/>
+        </w:rPr>
+        <w:t>3.3 S Block Elements — Applied Cases, Reactions &amp; Traps (Moderate Yield — 3 PYQs)</w:t>
+      </w:r>
+    </w:p>
+    <w:p>
+      <w:r>
+        <w:rPr>
+          <w:b/>
+          <w:sz w:val="20"/>
+        </w:rPr>
+        <w:t xml:space="preserve">Core Principle: </w:t>
+      </w:r>
+      <w:r>
+        <w:rPr>
+          <w:sz w:val="20"/>
+        </w:rPr>
+        <w:t>Special cases, experimental observations, and conceptual traps designed to test deep understanding of S Block Elements.</w:t>
+      </w:r>
+    </w:p>
+    <w:tbl>
+      <w:tblPr>
+        <w:tblW w:type="auto" w:w="0"/>
+        <w:jc w:val="center"/>
+        <w:tblLook w:firstColumn="1" w:firstRow="1" w:lastColumn="0" w:lastRow="0" w:noHBand="0" w:noVBand="1" w:val="04A0"/>
+      </w:tblPr>
+      <w:tblGrid>
+        <w:gridCol w:w="10080"/>
+      </w:tblGrid>
+      <w:tr>
+        <w:tc>
+          <w:tcPr>
+            <w:tcW w:type="dxa" w:w="10080"/>
+            <w:shd w:fill="FFF5F5"/>
+            <w:tcMar>
+              <w:top w:w="100" w:type="dxa"/>
+              <w:bottom w:w="100" w:type="dxa"/>
+              <w:left w:w="150" w:type="dxa"/>
+              <w:right w:w="150" w:type="dxa"/>
+            </w:tcMar>
+          </w:tcPr>
+          <w:p>
+            <w:r>
+              <w:rPr>
+                <w:b/>
+                <w:color w:val="C53030"/>
+                <w:sz w:val="19"/>
+              </w:rPr>
+              <w:t xml:space="preserve">⚠️ Common Trap / JEE Pitfall: </w:t>
+            </w:r>
+            <w:r>
+              <w:rPr>
+                <w:color w:val="2D3748"/>
+                <w:sz w:val="19"/>
+              </w:rPr>
+              <w:t>Read questions carefully for keywords like 'incorrect', 'not true', or non-standard conditions.</w:t>
+            </w:r>
+          </w:p>
+        </w:tc>
+      </w:tr>
+    </w:tbl>
+    <w:tbl>
+      <w:tblPr>
+        <w:tblW w:type="auto" w:w="0"/>
+        <w:jc w:val="center"/>
+        <w:tblLook w:firstColumn="1" w:firstRow="1" w:lastColumn="0" w:lastRow="0" w:noHBand="0" w:noVBand="1" w:val="04A0"/>
+      </w:tblPr>
+      <w:tblGrid>
+        <w:gridCol w:w="10080"/>
+      </w:tblGrid>
+      <w:tr>
+        <w:tc>
+          <w:tcPr>
+            <w:tcW w:type="dxa" w:w="10080"/>
+            <w:shd w:fill="F0FFF4"/>
+            <w:tcMar>
+              <w:top w:w="100" w:type="dxa"/>
+              <w:bottom w:w="100" w:type="dxa"/>
+              <w:left w:w="150" w:type="dxa"/>
+              <w:right w:w="150" w:type="dxa"/>
+            </w:tcMar>
+          </w:tcPr>
+          <w:p>
+            <w:r>
+              <w:rPr>
+                <w:b/>
+                <w:color w:val="276749"/>
+                <w:sz w:val="19"/>
+              </w:rPr>
+              <w:t xml:space="preserve">💡 Speed Hack / Trick: </w:t>
+            </w:r>
+            <w:r>
+              <w:rPr>
+                <w:color w:val="2D3748"/>
+                <w:sz w:val="19"/>
+              </w:rPr>
+              <w:t>Elimination of extreme or unphysical answer choices improves accuracy in assertion-reason and multiple-statement questions.</w:t>
             </w:r>
           </w:p>
         </w:tc>
@@ -515,13 +1243,13 @@
           <w:b/>
           <w:sz w:val="18"/>
         </w:rPr>
-        <w:t xml:space="preserve">[2020 Shift] Q#3 (MCQ): </w:t>
+        <w:t xml:space="preserve">[2018 Shift] Q#2 (MCQ): </w:t>
       </w:r>
       <w:r>
         <w:rPr>
           <w:sz w:val="18"/>
         </w:rPr>
-        <w:t xml:space="preserve">"The oxide of potassium that does not exist is..."  </w:t>
+        <w:t xml:space="preserve">"Dead burnt plaster is..."  </w:t>
       </w:r>
       <w:r>
         <w:rPr>
@@ -660,6 +1388,248 @@
               <w:t>Solution Analysis:</w:t>
               <w:br/>
               <w:t>Among the given nitrates, only LiNO_(3) will decompose to give NO_(2) when heated. In contrast, the nitrates of sodium (Na), potassium (K), and rubidium (Rb) decompose to release oxygen instead. The decomposition reactions are as follows: For lithium nitrate ( LiNO_(3) ): 2LiNO_(3)vec(→ ≤ ftarrow)2Li_(2)O+4NO_(2)+O_(2) For sodium, potassium, and rubidium nitrates ( MNO_(3) , where M=Na,K,Rb ): 2MNO_(3)vec(→ ≤ ftarrow)2MNO_(2)+O_(2) Here, LiNO_(3) uniquely produces NO_(2) along with the metal oxide and oxygen.</w:t>
+            </w:r>
+          </w:p>
+        </w:tc>
+      </w:tr>
+    </w:tbl>
+    <w:p>
+      <w:pPr>
+        <w:spacing w:after="120"/>
+      </w:pPr>
+    </w:p>
+    <w:p>
+      <w:pPr>
+        <w:spacing w:before="160" w:after="40"/>
+      </w:pPr>
+      <w:r>
+        <w:rPr>
+          <w:b/>
+          <w:color w:val="1A365D"/>
+          <w:sz w:val="22"/>
+        </w:rPr>
+        <w:t>Benchmark Problem 2: KCET 2021 (Q#2)</w:t>
+      </w:r>
+    </w:p>
+    <w:p>
+      <w:pPr>
+        <w:spacing w:after="80"/>
+      </w:pPr>
+      <w:r>
+        <w:rPr>
+          <w:sz w:val="20"/>
+        </w:rPr>
+        <w:t>The property of the alkaline earth metals that increases with their atomic number is</w:t>
+      </w:r>
+    </w:p>
+    <w:p>
+      <w:pPr>
+        <w:pStyle w:val="ListBullet"/>
+        <w:spacing w:after="20"/>
+      </w:pPr>
+      <w:r>
+        <w:rPr>
+          <w:sz w:val="19"/>
+        </w:rPr>
+        <w:t>(A) ionisation enthalpy</w:t>
+      </w:r>
+    </w:p>
+    <w:p>
+      <w:pPr>
+        <w:pStyle w:val="ListBullet"/>
+        <w:spacing w:after="20"/>
+      </w:pPr>
+      <w:r>
+        <w:rPr>
+          <w:sz w:val="19"/>
+        </w:rPr>
+        <w:t>(B) electronegativity</w:t>
+      </w:r>
+    </w:p>
+    <w:p>
+      <w:pPr>
+        <w:pStyle w:val="ListBullet"/>
+        <w:spacing w:after="20"/>
+      </w:pPr>
+      <w:r>
+        <w:rPr>
+          <w:sz w:val="19"/>
+        </w:rPr>
+        <w:t>(C) solubility of their hydroxide in water</w:t>
+      </w:r>
+    </w:p>
+    <w:p>
+      <w:pPr>
+        <w:pStyle w:val="ListBullet"/>
+        <w:spacing w:after="20"/>
+      </w:pPr>
+      <w:r>
+        <w:rPr>
+          <w:sz w:val="19"/>
+        </w:rPr>
+        <w:t>(D) solubility of their sulphate in water</w:t>
+      </w:r>
+    </w:p>
+    <w:tbl>
+      <w:tblPr>
+        <w:tblW w:type="auto" w:w="0"/>
+        <w:jc w:val="center"/>
+        <w:tblLook w:firstColumn="1" w:firstRow="1" w:lastColumn="0" w:lastRow="0" w:noHBand="0" w:noVBand="1" w:val="04A0"/>
+      </w:tblPr>
+      <w:tblGrid>
+        <w:gridCol w:w="10080"/>
+      </w:tblGrid>
+      <w:tr>
+        <w:tc>
+          <w:tcPr>
+            <w:tcW w:type="dxa" w:w="10080"/>
+            <w:shd w:fill="F7FAFC"/>
+            <w:tcMar>
+              <w:top w:w="100" w:type="dxa"/>
+              <w:bottom w:w="100" w:type="dxa"/>
+              <w:left w:w="150" w:type="dxa"/>
+              <w:right w:w="150" w:type="dxa"/>
+            </w:tcMar>
+          </w:tcPr>
+          <w:p>
+            <w:r>
+              <w:rPr>
+                <w:b/>
+                <w:color w:val="1A365D"/>
+                <w:sz w:val="19"/>
+              </w:rPr>
+              <w:t>Correct Answer: None</w:t>
+              <w:br/>
+            </w:r>
+            <w:r>
+              <w:rPr>
+                <w:color w:val="2D3748"/>
+                <w:sz w:val="18"/>
+              </w:rPr>
+              <w:t>Solution Analysis:</w:t>
+              <w:br/>
+              <w:t>The solubility of the ionic compounds (in this case is hydroxide of alkaline earth metals) depends on two factors, which are (i) lattice energy and (ii) hydration energy. Hence, solubility of alkaline earth metal increases with increase in their atomic number. Whereas, other given properties i.e. ionisation energy, electronegativity and solubility of their sulphate in water decreases with atomic number.</w:t>
+            </w:r>
+          </w:p>
+        </w:tc>
+      </w:tr>
+    </w:tbl>
+    <w:p>
+      <w:pPr>
+        <w:spacing w:after="120"/>
+      </w:pPr>
+    </w:p>
+    <w:p>
+      <w:pPr>
+        <w:spacing w:before="160" w:after="40"/>
+      </w:pPr>
+      <w:r>
+        <w:rPr>
+          <w:b/>
+          <w:color w:val="1A365D"/>
+          <w:sz w:val="22"/>
+        </w:rPr>
+        <w:t>Benchmark Problem 3: KCET 2020 (Q#4)</w:t>
+      </w:r>
+    </w:p>
+    <w:p>
+      <w:pPr>
+        <w:spacing w:after="80"/>
+      </w:pPr>
+      <w:r>
+        <w:rPr>
+          <w:sz w:val="20"/>
+        </w:rPr>
+        <w:t>The metal that produce H_(2) with both dil. HCl and NaOH(aq) is</w:t>
+      </w:r>
+    </w:p>
+    <w:p>
+      <w:pPr>
+        <w:pStyle w:val="ListBullet"/>
+        <w:spacing w:after="20"/>
+      </w:pPr>
+      <w:r>
+        <w:rPr>
+          <w:sz w:val="19"/>
+        </w:rPr>
+        <w:t>(A) Zn</w:t>
+      </w:r>
+    </w:p>
+    <w:p>
+      <w:pPr>
+        <w:pStyle w:val="ListBullet"/>
+        <w:spacing w:after="20"/>
+      </w:pPr>
+      <w:r>
+        <w:rPr>
+          <w:sz w:val="19"/>
+        </w:rPr>
+        <w:t>(B) Mg</w:t>
+      </w:r>
+    </w:p>
+    <w:p>
+      <w:pPr>
+        <w:pStyle w:val="ListBullet"/>
+        <w:spacing w:after="20"/>
+      </w:pPr>
+      <w:r>
+        <w:rPr>
+          <w:sz w:val="19"/>
+        </w:rPr>
+        <w:t>(C) Ca</w:t>
+      </w:r>
+    </w:p>
+    <w:p>
+      <w:pPr>
+        <w:pStyle w:val="ListBullet"/>
+        <w:spacing w:after="20"/>
+      </w:pPr>
+      <w:r>
+        <w:rPr>
+          <w:sz w:val="19"/>
+        </w:rPr>
+        <w:t>(D) Fe</w:t>
+      </w:r>
+    </w:p>
+    <w:tbl>
+      <w:tblPr>
+        <w:tblW w:type="auto" w:w="0"/>
+        <w:jc w:val="center"/>
+        <w:tblLook w:firstColumn="1" w:firstRow="1" w:lastColumn="0" w:lastRow="0" w:noHBand="0" w:noVBand="1" w:val="04A0"/>
+      </w:tblPr>
+      <w:tblGrid>
+        <w:gridCol w:w="10080"/>
+      </w:tblGrid>
+      <w:tr>
+        <w:tc>
+          <w:tcPr>
+            <w:tcW w:type="dxa" w:w="10080"/>
+            <w:shd w:fill="F7FAFC"/>
+            <w:tcMar>
+              <w:top w:w="100" w:type="dxa"/>
+              <w:bottom w:w="100" w:type="dxa"/>
+              <w:left w:w="150" w:type="dxa"/>
+              <w:right w:w="150" w:type="dxa"/>
+            </w:tcMar>
+          </w:tcPr>
+          <w:p>
+            <w:r>
+              <w:rPr>
+                <w:b/>
+                <w:color w:val="1A365D"/>
+                <w:sz w:val="19"/>
+              </w:rPr>
+              <w:t>Correct Answer: None</w:t>
+              <w:br/>
+            </w:r>
+            <w:r>
+              <w:rPr>
+                <w:color w:val="2D3748"/>
+                <w:sz w:val="18"/>
+              </w:rPr>
+              <w:t>Solution Analysis:</w:t>
+              <w:br/>
+              <w:t>Zn+2HCl (dil.) → ZnCl_(2)+H_(2) Zn+2NaOH+2H_(2)O → Na_(2)[Zn(OH)_(4)]+H_(2) But, Mg,Ca and Fe do not produce hydrogen, when react with aqueous NaOH .</w:t>
             </w:r>
           </w:p>
         </w:tc>

--- a/dist/exports/kcet-s-block-elements_revision_notes.docx
+++ b/dist/exports/kcet-s-block-elements_revision_notes.docx
@@ -13,7 +13,7 @@
           <w:color w:val="1A365D"/>
           <w:sz w:val="44"/>
         </w:rPr>
-        <w:t>JEE MAIN REVISION MASTER: S-BLOCK ELEMENTS 2026 0 QUESTIONS 0% WEIGHTAGE</w:t>
+        <w:t>JEE MAIN REVISION MASTER: S-BLOCK ELEMENTS</w:t>
       </w:r>
     </w:p>
     <w:p>
@@ -189,7 +189,7 @@
                 <w:color w:val="2D3748"/>
                 <w:sz w:val="19"/>
               </w:rPr>
-              <w:t>S Block Elements — Standard Calculations &amp; Problem Archetypes</w:t>
+              <w:t>S Block Elements — Core Principles &amp; Governing Laws</w:t>
             </w:r>
           </w:p>
         </w:tc>
@@ -209,7 +209,7 @@
               <w:rPr>
                 <w:sz w:val="19"/>
               </w:rPr>
-              <w:t>4 PYQs</w:t>
+              <w:t>7 PYQs</w:t>
             </w:r>
           </w:p>
         </w:tc>
@@ -230,7 +230,7 @@
                 <w:color w:val="718096"/>
                 <w:sz w:val="19"/>
               </w:rPr>
-              <w:t>Quantitative Analysis</w:t>
+              <w:t>Core Principle</w:t>
             </w:r>
           </w:p>
         </w:tc>
@@ -254,7 +254,7 @@
                 <w:color w:val="718096"/>
                 <w:sz w:val="19"/>
               </w:rPr>
-              <w:t>Moderate</w:t>
+              <w:t>Standard</w:t>
             </w:r>
           </w:p>
         </w:tc>
@@ -276,7 +276,7 @@
                 <w:color w:val="2D3748"/>
                 <w:sz w:val="19"/>
               </w:rPr>
-              <w:t>S Block Elements — Core Principles &amp; Governing Laws</w:t>
+              <w:t>S Block Elements — Applied Cases, Reactions &amp; Traps</w:t>
             </w:r>
           </w:p>
         </w:tc>
@@ -296,7 +296,7 @@
               <w:rPr>
                 <w:sz w:val="19"/>
               </w:rPr>
-              <w:t>3 PYQs</w:t>
+              <w:t>1 PYQs</w:t>
             </w:r>
           </w:p>
         </w:tc>
@@ -317,7 +317,7 @@
                 <w:color w:val="718096"/>
                 <w:sz w:val="19"/>
               </w:rPr>
-              <w:t>Core Principle</w:t>
+              <w:t>Applied Topics</w:t>
             </w:r>
           </w:p>
         </w:tc>
@@ -341,7 +341,7 @@
                 <w:color w:val="718096"/>
                 <w:sz w:val="19"/>
               </w:rPr>
-              <w:t>Moderate</w:t>
+              <w:t>Standard</w:t>
             </w:r>
           </w:p>
         </w:tc>
@@ -363,7 +363,7 @@
                 <w:color w:val="2D3748"/>
                 <w:sz w:val="19"/>
               </w:rPr>
-              <w:t>S Block Elements — Applied Cases, Reactions &amp; Traps</w:t>
+              <w:t>S Block Elements — Standard Calculations &amp; Problem Archetypes</w:t>
             </w:r>
           </w:p>
         </w:tc>
@@ -383,7 +383,7 @@
               <w:rPr>
                 <w:sz w:val="19"/>
               </w:rPr>
-              <w:t>3 PYQs</w:t>
+              <w:t>0 PYQs</w:t>
             </w:r>
           </w:p>
         </w:tc>
@@ -404,7 +404,7 @@
                 <w:color w:val="718096"/>
                 <w:sz w:val="19"/>
               </w:rPr>
-              <w:t>Applied Topics</w:t>
+              <w:t>Quantitative Analysis</w:t>
             </w:r>
           </w:p>
         </w:tc>
@@ -504,7 +504,7 @@
                 <w:color w:val="1A365D"/>
                 <w:sz w:val="19"/>
               </w:rPr>
-              <w:t>S Block Elements — Standard Calculations &amp; Problem Archetypes</w:t>
+              <w:t>S Block Elements — Core Principles &amp; Governing Laws</w:t>
             </w:r>
           </w:p>
         </w:tc>
@@ -526,7 +526,7 @@
                 <w:color w:val="2D3748"/>
                 <w:sz w:val="19"/>
               </w:rPr>
-              <w:t>\longrightarrow ZnCl_{2}+H_{2}, \quad H_{2}, \quad Na_{2}O</w:t>
+              <w:t>Al_{2}O_{3}, \quad K_{2}O, \quad CaSO_{4} \cdot \frac{1}{2}H_{2}O</w:t>
             </w:r>
           </w:p>
         </w:tc>
@@ -550,7 +550,7 @@
                 <w:color w:val="1A365D"/>
                 <w:sz w:val="19"/>
               </w:rPr>
-              <w:t>S Block Elements — Core Principles &amp; Governing Laws</w:t>
+              <w:t>S Block Elements — Applied Cases, Reactions &amp; Traps</w:t>
             </w:r>
           </w:p>
         </w:tc>
@@ -572,53 +572,7 @@
                 <w:color w:val="2D3748"/>
                 <w:sz w:val="19"/>
               </w:rPr>
-              <w:t>N_{2}, \quad 2NaN_{3} \longrightarrow 2Na+3N_{2}, \quad K_{2}O_{2}</w:t>
-            </w:r>
-          </w:p>
-        </w:tc>
-      </w:tr>
-      <w:tr>
-        <w:tc>
-          <w:tcPr>
-            <w:tcW w:type="dxa" w:w="3600"/>
-            <w:shd w:fill="F7FAFC"/>
-            <w:tcMar>
-              <w:top w:w="100" w:type="dxa"/>
-              <w:bottom w:w="100" w:type="dxa"/>
-              <w:left w:w="150" w:type="dxa"/>
-              <w:right w:w="150" w:type="dxa"/>
-            </w:tcMar>
-          </w:tcPr>
-          <w:p>
-            <w:r>
-              <w:rPr>
-                <w:b/>
-                <w:color w:val="1A365D"/>
-                <w:sz w:val="19"/>
-              </w:rPr>
-              <w:t>S Block Elements — Applied Cases, Reactions &amp; Traps</w:t>
-            </w:r>
-          </w:p>
-        </w:tc>
-        <w:tc>
-          <w:tcPr>
-            <w:tcW w:type="dxa" w:w="6480"/>
-            <w:shd w:fill="F7FAFC"/>
-            <w:tcMar>
-              <w:top w:w="100" w:type="dxa"/>
-              <w:bottom w:w="100" w:type="dxa"/>
-              <w:left w:w="150" w:type="dxa"/>
-              <w:right w:w="150" w:type="dxa"/>
-            </w:tcMar>
-          </w:tcPr>
-          <w:p>
-            <w:r>
-              <w:rPr>
-                <w:rFonts w:ascii="Cambria Math" w:hAnsi="Cambria Math"/>
-                <w:color w:val="2D3748"/>
-                <w:sz w:val="19"/>
-              </w:rPr>
-              <w:t>(CaSO_{4} \cdot 2H_{2}O), \quad LiNO_{3}, \quad NO_{2}</w:t>
+              <w:t>LiNO_{3}, \quad NO_{2}</w:t>
             </w:r>
           </w:p>
         </w:tc>
@@ -650,215 +604,7 @@
           <w:color w:val="2B6CB0"/>
           <w:sz w:val="24"/>
         </w:rPr>
-        <w:t>3.1 S Block Elements — Standard Calculations &amp; Problem Archetypes (Moderate Yield — 4 PYQs)</w:t>
-      </w:r>
-    </w:p>
-    <w:p>
-      <w:r>
-        <w:rPr>
-          <w:b/>
-          <w:sz w:val="20"/>
-        </w:rPr>
-        <w:t xml:space="preserve">Core Principle: </w:t>
-      </w:r>
-      <w:r>
-        <w:rPr>
-          <w:sz w:val="20"/>
-        </w:rPr>
-        <w:t>Quantitative numerical problem-solving techniques and standard question patterns frequently seen in S Block Elements.</w:t>
-      </w:r>
-    </w:p>
-    <w:tbl>
-      <w:tblPr>
-        <w:tblW w:type="auto" w:w="0"/>
-        <w:jc w:val="center"/>
-        <w:tblLook w:firstColumn="1" w:firstRow="1" w:lastColumn="0" w:lastRow="0" w:noHBand="0" w:noVBand="1" w:val="04A0"/>
-      </w:tblPr>
-      <w:tblGrid>
-        <w:gridCol w:w="10080"/>
-      </w:tblGrid>
-      <w:tr>
-        <w:tc>
-          <w:tcPr>
-            <w:tcW w:type="dxa" w:w="10080"/>
-            <w:shd w:fill="FFF5F5"/>
-            <w:tcMar>
-              <w:top w:w="100" w:type="dxa"/>
-              <w:bottom w:w="100" w:type="dxa"/>
-              <w:left w:w="150" w:type="dxa"/>
-              <w:right w:w="150" w:type="dxa"/>
-            </w:tcMar>
-          </w:tcPr>
-          <w:p>
-            <w:r>
-              <w:rPr>
-                <w:b/>
-                <w:color w:val="C53030"/>
-                <w:sz w:val="19"/>
-              </w:rPr>
-              <w:t xml:space="preserve">⚠️ Common Trap / JEE Pitfall: </w:t>
-            </w:r>
-            <w:r>
-              <w:rPr>
-                <w:color w:val="2D3748"/>
-                <w:sz w:val="19"/>
-              </w:rPr>
-              <w:t>Watch for algebraic rounding, stoichiometric balancing, and boundary condition checks.</w:t>
-            </w:r>
-          </w:p>
-        </w:tc>
-      </w:tr>
-    </w:tbl>
-    <w:tbl>
-      <w:tblPr>
-        <w:tblW w:type="auto" w:w="0"/>
-        <w:jc w:val="center"/>
-        <w:tblLook w:firstColumn="1" w:firstRow="1" w:lastColumn="0" w:lastRow="0" w:noHBand="0" w:noVBand="1" w:val="04A0"/>
-      </w:tblPr>
-      <w:tblGrid>
-        <w:gridCol w:w="10080"/>
-      </w:tblGrid>
-      <w:tr>
-        <w:tc>
-          <w:tcPr>
-            <w:tcW w:type="dxa" w:w="10080"/>
-            <w:shd w:fill="F0FFF4"/>
-            <w:tcMar>
-              <w:top w:w="100" w:type="dxa"/>
-              <w:bottom w:w="100" w:type="dxa"/>
-              <w:left w:w="150" w:type="dxa"/>
-              <w:right w:w="150" w:type="dxa"/>
-            </w:tcMar>
-          </w:tcPr>
-          <w:p>
-            <w:r>
-              <w:rPr>
-                <w:b/>
-                <w:color w:val="276749"/>
-                <w:sz w:val="19"/>
-              </w:rPr>
-              <w:t xml:space="preserve">💡 Speed Hack / Trick: </w:t>
-            </w:r>
-            <w:r>
-              <w:rPr>
-                <w:color w:val="2D3748"/>
-                <w:sz w:val="19"/>
-              </w:rPr>
-              <w:t>Dimensional consistency checks and ratio comparisons can quickly eliminate incorrect options.</w:t>
-            </w:r>
-          </w:p>
-        </w:tc>
-      </w:tr>
-    </w:tbl>
-    <w:p>
-      <w:pPr>
-        <w:spacing w:before="120" w:after="40"/>
-      </w:pPr>
-      <w:r>
-        <w:rPr>
-          <w:b/>
-          <w:color w:val="1A365D"/>
-          <w:sz w:val="19"/>
-        </w:rPr>
-        <w:t>Source PYQs testing this concept:</w:t>
-      </w:r>
-    </w:p>
-    <w:p>
-      <w:pPr>
-        <w:pStyle w:val="ListBullet"/>
-        <w:spacing w:after="40"/>
-      </w:pPr>
-      <w:r>
-        <w:rPr>
-          <w:b/>
-          <w:sz w:val="18"/>
-        </w:rPr>
-        <w:t xml:space="preserve">[2021 Shift] Q#2 (MCQ): </w:t>
-      </w:r>
-      <w:r>
-        <w:rPr>
-          <w:sz w:val="18"/>
-        </w:rPr>
-        <w:t xml:space="preserve">"The property of the alkaline earth metals that increases with their atomic number is..."  </w:t>
-      </w:r>
-      <w:r>
-        <w:rPr>
-          <w:b/>
-          <w:color w:val="2B6CB0"/>
-          <w:sz w:val="18"/>
-        </w:rPr>
-        <w:t>[Ans: N/A]</w:t>
-      </w:r>
-    </w:p>
-    <w:p>
-      <w:pPr>
-        <w:pStyle w:val="ListBullet"/>
-        <w:spacing w:after="40"/>
-      </w:pPr>
-      <w:r>
-        <w:rPr>
-          <w:b/>
-          <w:sz w:val="18"/>
-        </w:rPr>
-        <w:t xml:space="preserve">[2020 Shift] Q#4 (MCQ): </w:t>
-      </w:r>
-      <w:r>
-        <w:rPr>
-          <w:sz w:val="18"/>
-        </w:rPr>
-        <w:t xml:space="preserve">"The metal that produce H_(2) with both dil. HCl and NaOH(aq) is..."  </w:t>
-      </w:r>
-      <w:r>
-        <w:rPr>
-          <w:b/>
-          <w:color w:val="2B6CB0"/>
-          <w:sz w:val="18"/>
-        </w:rPr>
-        <w:t>[Ans: N/A]</w:t>
-      </w:r>
-    </w:p>
-    <w:p>
-      <w:pPr>
-        <w:pStyle w:val="ListBullet"/>
-        <w:spacing w:after="40"/>
-      </w:pPr>
-      <w:r>
-        <w:rPr>
-          <w:b/>
-          <w:sz w:val="18"/>
-        </w:rPr>
-        <w:t xml:space="preserve">[2019 Shift] Q#1 (MCQ): </w:t>
-      </w:r>
-      <w:r>
-        <w:rPr>
-          <w:sz w:val="18"/>
-        </w:rPr>
-        <w:t xml:space="preserve">"Which cleansing agent gets precipitated in hard water?..."  </w:t>
-      </w:r>
-      <w:r>
-        <w:rPr>
-          <w:b/>
-          <w:color w:val="2B6CB0"/>
-          <w:sz w:val="18"/>
-        </w:rPr>
-        <w:t>[Ans: N/A]</w:t>
-      </w:r>
-    </w:p>
-    <w:p>
-      <w:pPr>
-        <w:spacing w:after="120"/>
-      </w:pPr>
-    </w:p>
-    <w:p>
-      <w:pPr>
-        <w:pStyle w:val="Heading2"/>
-      </w:pPr>
-      <w:r>
-        <w:rPr>
-          <w:color w:val="2B6CB0"/>
-          <w:sz w:val="24"/>
-        </w:rPr>
-        <w:t>3.2 S Block Elements — Core Principles &amp; Governing Laws (Moderate Yield — 3 PYQs)</w:t>
+        <w:t>3.1 S Block Elements — Core Principles &amp; Governing Laws (Moderate Yield — 7 PYQs)</w:t>
       </w:r>
     </w:p>
     <w:p>
@@ -1035,13 +781,13 @@
           <w:b/>
           <w:sz w:val="18"/>
         </w:rPr>
-        <w:t xml:space="preserve">[2018 Shift] Q#3 (MCQ): </w:t>
+        <w:t xml:space="preserve">[2020 Shift] Q#4 (MCQ): </w:t>
       </w:r>
       <w:r>
         <w:rPr>
           <w:sz w:val="18"/>
         </w:rPr>
-        <w:t xml:space="preserve">"Very pure N_(2) can be obtained by..."  </w:t>
+        <w:t xml:space="preserve">"The metal that produce H_(2) with both dil. HCl and NaOH(aq) is..."  </w:t>
       </w:r>
       <w:r>
         <w:rPr>
@@ -1066,7 +812,7 @@
           <w:color w:val="2B6CB0"/>
           <w:sz w:val="24"/>
         </w:rPr>
-        <w:t>3.3 S Block Elements — Applied Cases, Reactions &amp; Traps (Moderate Yield — 3 PYQs)</w:t>
+        <w:t>3.2 S Block Elements — Applied Cases, Reactions &amp; Traps (Standard Yield — 1 PYQs)</w:t>
       </w:r>
     </w:p>
     <w:p>
@@ -1208,6 +954,133 @@
     </w:p>
     <w:p>
       <w:pPr>
+        <w:spacing w:after="120"/>
+      </w:pPr>
+    </w:p>
+    <w:p>
+      <w:pPr>
+        <w:pStyle w:val="Heading2"/>
+      </w:pPr>
+      <w:r>
+        <w:rPr>
+          <w:color w:val="2B6CB0"/>
+          <w:sz w:val="24"/>
+        </w:rPr>
+        <w:t>3.3 S Block Elements — Standard Calculations &amp; Problem Archetypes (Standard Yield — 0 PYQs)</w:t>
+      </w:r>
+    </w:p>
+    <w:p>
+      <w:r>
+        <w:rPr>
+          <w:b/>
+          <w:sz w:val="20"/>
+        </w:rPr>
+        <w:t xml:space="preserve">Core Principle: </w:t>
+      </w:r>
+      <w:r>
+        <w:rPr>
+          <w:sz w:val="20"/>
+        </w:rPr>
+        <w:t>Quantitative numerical problem-solving techniques and standard question patterns frequently seen in S Block Elements.</w:t>
+      </w:r>
+    </w:p>
+    <w:tbl>
+      <w:tblPr>
+        <w:tblW w:type="auto" w:w="0"/>
+        <w:jc w:val="center"/>
+        <w:tblLook w:firstColumn="1" w:firstRow="1" w:lastColumn="0" w:lastRow="0" w:noHBand="0" w:noVBand="1" w:val="04A0"/>
+      </w:tblPr>
+      <w:tblGrid>
+        <w:gridCol w:w="10080"/>
+      </w:tblGrid>
+      <w:tr>
+        <w:tc>
+          <w:tcPr>
+            <w:tcW w:type="dxa" w:w="10080"/>
+            <w:shd w:fill="FFF5F5"/>
+            <w:tcMar>
+              <w:top w:w="100" w:type="dxa"/>
+              <w:bottom w:w="100" w:type="dxa"/>
+              <w:left w:w="150" w:type="dxa"/>
+              <w:right w:w="150" w:type="dxa"/>
+            </w:tcMar>
+          </w:tcPr>
+          <w:p>
+            <w:r>
+              <w:rPr>
+                <w:b/>
+                <w:color w:val="C53030"/>
+                <w:sz w:val="19"/>
+              </w:rPr>
+              <w:t xml:space="preserve">⚠️ Common Trap / JEE Pitfall: </w:t>
+            </w:r>
+            <w:r>
+              <w:rPr>
+                <w:color w:val="2D3748"/>
+                <w:sz w:val="19"/>
+              </w:rPr>
+              <w:t>Watch for algebraic rounding, stoichiometric balancing, and boundary condition checks.</w:t>
+            </w:r>
+          </w:p>
+        </w:tc>
+      </w:tr>
+    </w:tbl>
+    <w:tbl>
+      <w:tblPr>
+        <w:tblW w:type="auto" w:w="0"/>
+        <w:jc w:val="center"/>
+        <w:tblLook w:firstColumn="1" w:firstRow="1" w:lastColumn="0" w:lastRow="0" w:noHBand="0" w:noVBand="1" w:val="04A0"/>
+      </w:tblPr>
+      <w:tblGrid>
+        <w:gridCol w:w="10080"/>
+      </w:tblGrid>
+      <w:tr>
+        <w:tc>
+          <w:tcPr>
+            <w:tcW w:type="dxa" w:w="10080"/>
+            <w:shd w:fill="F0FFF4"/>
+            <w:tcMar>
+              <w:top w:w="100" w:type="dxa"/>
+              <w:bottom w:w="100" w:type="dxa"/>
+              <w:left w:w="150" w:type="dxa"/>
+              <w:right w:w="150" w:type="dxa"/>
+            </w:tcMar>
+          </w:tcPr>
+          <w:p>
+            <w:r>
+              <w:rPr>
+                <w:b/>
+                <w:color w:val="276749"/>
+                <w:sz w:val="19"/>
+              </w:rPr>
+              <w:t xml:space="preserve">💡 Speed Hack / Trick: </w:t>
+            </w:r>
+            <w:r>
+              <w:rPr>
+                <w:color w:val="2D3748"/>
+                <w:sz w:val="19"/>
+              </w:rPr>
+              <w:t>Dimensional consistency checks and ratio comparisons can quickly eliminate incorrect options.</w:t>
+            </w:r>
+          </w:p>
+        </w:tc>
+      </w:tr>
+    </w:tbl>
+    <w:p>
+      <w:pPr>
+        <w:spacing w:before="120" w:after="40"/>
+      </w:pPr>
+      <w:r>
+        <w:rPr>
+          <w:b/>
+          <w:color w:val="1A365D"/>
+          <w:sz w:val="19"/>
+        </w:rPr>
+        <w:t>Source PYQs testing this concept:</w:t>
+      </w:r>
+    </w:p>
+    <w:p>
+      <w:pPr>
         <w:pStyle w:val="ListBullet"/>
         <w:spacing w:after="40"/>
       </w:pPr>
@@ -1216,13 +1089,13 @@
           <w:b/>
           <w:sz w:val="18"/>
         </w:rPr>
-        <w:t xml:space="preserve">[2021 Shift] Q#2 (MCQ): </w:t>
+        <w:t xml:space="preserve">[2024 Shift] Q#1 (MCQ): </w:t>
       </w:r>
       <w:r>
         <w:rPr>
           <w:sz w:val="18"/>
         </w:rPr>
-        <w:t xml:space="preserve">"The property of the alkaline earth metals that increases with their atomic number is..."  </w:t>
+        <w:t xml:space="preserve">"Which one of the following nitrate will decompose to give NO_(2) on heating ?..."  </w:t>
       </w:r>
       <w:r>
         <w:rPr>
@@ -1243,13 +1116,13 @@
           <w:b/>
           <w:sz w:val="18"/>
         </w:rPr>
-        <w:t xml:space="preserve">[2018 Shift] Q#2 (MCQ): </w:t>
+        <w:t xml:space="preserve">[2021 Shift] Q#2 (MCQ): </w:t>
       </w:r>
       <w:r>
         <w:rPr>
           <w:sz w:val="18"/>
         </w:rPr>
-        <w:t xml:space="preserve">"Dead burnt plaster is..."  </w:t>
+        <w:t xml:space="preserve">"The property of the alkaline earth metals that increases with their atomic number is..."  </w:t>
       </w:r>
       <w:r>
         <w:rPr>
@@ -1509,127 +1382,6 @@
               <w:t>Solution Analysis:</w:t>
               <w:br/>
               <w:t>The solubility of the ionic compounds (in this case is hydroxide of alkaline earth metals) depends on two factors, which are (i) lattice energy and (ii) hydration energy. Hence, solubility of alkaline earth metal increases with increase in their atomic number. Whereas, other given properties i.e. ionisation energy, electronegativity and solubility of their sulphate in water decreases with atomic number.</w:t>
-            </w:r>
-          </w:p>
-        </w:tc>
-      </w:tr>
-    </w:tbl>
-    <w:p>
-      <w:pPr>
-        <w:spacing w:after="120"/>
-      </w:pPr>
-    </w:p>
-    <w:p>
-      <w:pPr>
-        <w:spacing w:before="160" w:after="40"/>
-      </w:pPr>
-      <w:r>
-        <w:rPr>
-          <w:b/>
-          <w:color w:val="1A365D"/>
-          <w:sz w:val="22"/>
-        </w:rPr>
-        <w:t>Benchmark Problem 3: KCET 2020 (Q#4)</w:t>
-      </w:r>
-    </w:p>
-    <w:p>
-      <w:pPr>
-        <w:spacing w:after="80"/>
-      </w:pPr>
-      <w:r>
-        <w:rPr>
-          <w:sz w:val="20"/>
-        </w:rPr>
-        <w:t>The metal that produce H_(2) with both dil. HCl and NaOH(aq) is</w:t>
-      </w:r>
-    </w:p>
-    <w:p>
-      <w:pPr>
-        <w:pStyle w:val="ListBullet"/>
-        <w:spacing w:after="20"/>
-      </w:pPr>
-      <w:r>
-        <w:rPr>
-          <w:sz w:val="19"/>
-        </w:rPr>
-        <w:t>(A) Zn</w:t>
-      </w:r>
-    </w:p>
-    <w:p>
-      <w:pPr>
-        <w:pStyle w:val="ListBullet"/>
-        <w:spacing w:after="20"/>
-      </w:pPr>
-      <w:r>
-        <w:rPr>
-          <w:sz w:val="19"/>
-        </w:rPr>
-        <w:t>(B) Mg</w:t>
-      </w:r>
-    </w:p>
-    <w:p>
-      <w:pPr>
-        <w:pStyle w:val="ListBullet"/>
-        <w:spacing w:after="20"/>
-      </w:pPr>
-      <w:r>
-        <w:rPr>
-          <w:sz w:val="19"/>
-        </w:rPr>
-        <w:t>(C) Ca</w:t>
-      </w:r>
-    </w:p>
-    <w:p>
-      <w:pPr>
-        <w:pStyle w:val="ListBullet"/>
-        <w:spacing w:after="20"/>
-      </w:pPr>
-      <w:r>
-        <w:rPr>
-          <w:sz w:val="19"/>
-        </w:rPr>
-        <w:t>(D) Fe</w:t>
-      </w:r>
-    </w:p>
-    <w:tbl>
-      <w:tblPr>
-        <w:tblW w:type="auto" w:w="0"/>
-        <w:jc w:val="center"/>
-        <w:tblLook w:firstColumn="1" w:firstRow="1" w:lastColumn="0" w:lastRow="0" w:noHBand="0" w:noVBand="1" w:val="04A0"/>
-      </w:tblPr>
-      <w:tblGrid>
-        <w:gridCol w:w="10080"/>
-      </w:tblGrid>
-      <w:tr>
-        <w:tc>
-          <w:tcPr>
-            <w:tcW w:type="dxa" w:w="10080"/>
-            <w:shd w:fill="F7FAFC"/>
-            <w:tcMar>
-              <w:top w:w="100" w:type="dxa"/>
-              <w:bottom w:w="100" w:type="dxa"/>
-              <w:left w:w="150" w:type="dxa"/>
-              <w:right w:w="150" w:type="dxa"/>
-            </w:tcMar>
-          </w:tcPr>
-          <w:p>
-            <w:r>
-              <w:rPr>
-                <w:b/>
-                <w:color w:val="1A365D"/>
-                <w:sz w:val="19"/>
-              </w:rPr>
-              <w:t>Correct Answer: None</w:t>
-              <w:br/>
-            </w:r>
-            <w:r>
-              <w:rPr>
-                <w:color w:val="2D3748"/>
-                <w:sz w:val="18"/>
-              </w:rPr>
-              <w:t>Solution Analysis:</w:t>
-              <w:br/>
-              <w:t>Zn+2HCl (dil.) → ZnCl_(2)+H_(2) Zn+2NaOH+2H_(2)O → Na_(2)[Zn(OH)_(4)]+H_(2) But, Mg,Ca and Fe do not produce hydrogen, when react with aqueous NaOH .</w:t>
             </w:r>
           </w:p>
         </w:tc>

--- a/dist/exports/kcet-s-block-elements_revision_notes.docx
+++ b/dist/exports/kcet-s-block-elements_revision_notes.docx
@@ -164,10 +164,10 @@
             <w:r>
               <w:rPr>
                 <w:b/>
-                <w:color w:val="718096"/>
+                <w:color w:val="2B6CB0"/>
                 <w:sz w:val="19"/>
               </w:rPr>
-              <w:t>Moderate</w:t>
+              <w:t>High</w:t>
             </w:r>
           </w:p>
         </w:tc>
@@ -189,7 +189,7 @@
                 <w:color w:val="2D3748"/>
                 <w:sz w:val="19"/>
               </w:rPr>
-              <w:t>S Block Elements — Core Principles &amp; Governing Laws</w:t>
+              <w:t>Alkali &amp; Alkaline Earth Metals: Trends &amp; Compounds</w:t>
             </w:r>
           </w:p>
         </w:tc>
@@ -209,7 +209,7 @@
               <w:rPr>
                 <w:sz w:val="19"/>
               </w:rPr>
-              <w:t>7 PYQs</w:t>
+              <w:t>8 PYQs</w:t>
             </w:r>
           </w:p>
         </w:tc>
@@ -230,181 +230,7 @@
                 <w:color w:val="718096"/>
                 <w:sz w:val="19"/>
               </w:rPr>
-              <w:t>Core Principle</w:t>
-            </w:r>
-          </w:p>
-        </w:tc>
-      </w:tr>
-      <w:tr>
-        <w:tc>
-          <w:tcPr>
-            <w:tcW w:type="dxa" w:w="2160"/>
-            <w:shd w:fill="FFFFFF"/>
-            <w:tcMar>
-              <w:top w:w="80" w:type="dxa"/>
-              <w:bottom w:w="80" w:type="dxa"/>
-              <w:left w:w="150" w:type="dxa"/>
-              <w:right w:w="150" w:type="dxa"/>
-            </w:tcMar>
-          </w:tcPr>
-          <w:p>
-            <w:r>
-              <w:rPr>
-                <w:b/>
-                <w:color w:val="718096"/>
-                <w:sz w:val="19"/>
-              </w:rPr>
-              <w:t>Standard</w:t>
-            </w:r>
-          </w:p>
-        </w:tc>
-        <w:tc>
-          <w:tcPr>
-            <w:tcW w:type="dxa" w:w="4320"/>
-            <w:shd w:fill="FFFFFF"/>
-            <w:tcMar>
-              <w:top w:w="80" w:type="dxa"/>
-              <w:bottom w:w="80" w:type="dxa"/>
-              <w:left w:w="150" w:type="dxa"/>
-              <w:right w:w="150" w:type="dxa"/>
-            </w:tcMar>
-          </w:tcPr>
-          <w:p>
-            <w:r>
-              <w:rPr>
-                <w:b/>
-                <w:color w:val="2D3748"/>
-                <w:sz w:val="19"/>
-              </w:rPr>
-              <w:t>S Block Elements — Applied Cases, Reactions &amp; Traps</w:t>
-            </w:r>
-          </w:p>
-        </w:tc>
-        <w:tc>
-          <w:tcPr>
-            <w:tcW w:type="dxa" w:w="1728"/>
-            <w:shd w:fill="FFFFFF"/>
-            <w:tcMar>
-              <w:top w:w="80" w:type="dxa"/>
-              <w:bottom w:w="80" w:type="dxa"/>
-              <w:left w:w="150" w:type="dxa"/>
-              <w:right w:w="150" w:type="dxa"/>
-            </w:tcMar>
-          </w:tcPr>
-          <w:p>
-            <w:r>
-              <w:rPr>
-                <w:sz w:val="19"/>
-              </w:rPr>
-              <w:t>1 PYQs</w:t>
-            </w:r>
-          </w:p>
-        </w:tc>
-        <w:tc>
-          <w:tcPr>
-            <w:tcW w:type="dxa" w:w="1872"/>
-            <w:shd w:fill="FFFFFF"/>
-            <w:tcMar>
-              <w:top w:w="80" w:type="dxa"/>
-              <w:bottom w:w="80" w:type="dxa"/>
-              <w:left w:w="150" w:type="dxa"/>
-              <w:right w:w="150" w:type="dxa"/>
-            </w:tcMar>
-          </w:tcPr>
-          <w:p>
-            <w:r>
-              <w:rPr>
-                <w:color w:val="718096"/>
-                <w:sz w:val="19"/>
-              </w:rPr>
-              <w:t>Applied Topics</w:t>
-            </w:r>
-          </w:p>
-        </w:tc>
-      </w:tr>
-      <w:tr>
-        <w:tc>
-          <w:tcPr>
-            <w:tcW w:type="dxa" w:w="2160"/>
-            <w:shd w:fill="F7FAFC"/>
-            <w:tcMar>
-              <w:top w:w="80" w:type="dxa"/>
-              <w:bottom w:w="80" w:type="dxa"/>
-              <w:left w:w="150" w:type="dxa"/>
-              <w:right w:w="150" w:type="dxa"/>
-            </w:tcMar>
-          </w:tcPr>
-          <w:p>
-            <w:r>
-              <w:rPr>
-                <w:b/>
-                <w:color w:val="718096"/>
-                <w:sz w:val="19"/>
-              </w:rPr>
-              <w:t>Standard</w:t>
-            </w:r>
-          </w:p>
-        </w:tc>
-        <w:tc>
-          <w:tcPr>
-            <w:tcW w:type="dxa" w:w="4320"/>
-            <w:shd w:fill="F7FAFC"/>
-            <w:tcMar>
-              <w:top w:w="80" w:type="dxa"/>
-              <w:bottom w:w="80" w:type="dxa"/>
-              <w:left w:w="150" w:type="dxa"/>
-              <w:right w:w="150" w:type="dxa"/>
-            </w:tcMar>
-          </w:tcPr>
-          <w:p>
-            <w:r>
-              <w:rPr>
-                <w:b/>
-                <w:color w:val="2D3748"/>
-                <w:sz w:val="19"/>
-              </w:rPr>
-              <w:t>S Block Elements — Standard Calculations &amp; Problem Archetypes</w:t>
-            </w:r>
-          </w:p>
-        </w:tc>
-        <w:tc>
-          <w:tcPr>
-            <w:tcW w:type="dxa" w:w="1728"/>
-            <w:shd w:fill="F7FAFC"/>
-            <w:tcMar>
-              <w:top w:w="80" w:type="dxa"/>
-              <w:bottom w:w="80" w:type="dxa"/>
-              <w:left w:w="150" w:type="dxa"/>
-              <w:right w:w="150" w:type="dxa"/>
-            </w:tcMar>
-          </w:tcPr>
-          <w:p>
-            <w:r>
-              <w:rPr>
-                <w:sz w:val="19"/>
-              </w:rPr>
-              <w:t>0 PYQs</w:t>
-            </w:r>
-          </w:p>
-        </w:tc>
-        <w:tc>
-          <w:tcPr>
-            <w:tcW w:type="dxa" w:w="1872"/>
-            <w:shd w:fill="F7FAFC"/>
-            <w:tcMar>
-              <w:top w:w="80" w:type="dxa"/>
-              <w:bottom w:w="80" w:type="dxa"/>
-              <w:left w:w="150" w:type="dxa"/>
-              <w:right w:w="150" w:type="dxa"/>
-            </w:tcMar>
-          </w:tcPr>
-          <w:p>
-            <w:r>
-              <w:rPr>
-                <w:color w:val="718096"/>
-                <w:sz w:val="19"/>
-              </w:rPr>
-              <w:t>Quantitative Analysis</w:t>
+              <w:t>s-Block Chemistry</w:t>
             </w:r>
           </w:p>
         </w:tc>
@@ -504,7 +330,7 @@
                 <w:color w:val="1A365D"/>
                 <w:sz w:val="19"/>
               </w:rPr>
-              <w:t>S Block Elements — Core Principles &amp; Governing Laws</w:t>
+              <w:t>Alkali &amp; Alkaline Earth Metals: Trends &amp; Compounds</w:t>
             </w:r>
           </w:p>
         </w:tc>
@@ -526,53 +352,7 @@
                 <w:color w:val="2D3748"/>
                 <w:sz w:val="19"/>
               </w:rPr>
-              <w:t>Al_{2}O_{3}, \quad K_{2}O, \quad CaSO_{4} \cdot \frac{1}{2}H_{2}O</w:t>
-            </w:r>
-          </w:p>
-        </w:tc>
-      </w:tr>
-      <w:tr>
-        <w:tc>
-          <w:tcPr>
-            <w:tcW w:type="dxa" w:w="3600"/>
-            <w:shd w:fill="FFFFFF"/>
-            <w:tcMar>
-              <w:top w:w="100" w:type="dxa"/>
-              <w:bottom w:w="100" w:type="dxa"/>
-              <w:left w:w="150" w:type="dxa"/>
-              <w:right w:w="150" w:type="dxa"/>
-            </w:tcMar>
-          </w:tcPr>
-          <w:p>
-            <w:r>
-              <w:rPr>
-                <w:b/>
-                <w:color w:val="1A365D"/>
-                <w:sz w:val="19"/>
-              </w:rPr>
-              <w:t>S Block Elements — Applied Cases, Reactions &amp; Traps</w:t>
-            </w:r>
-          </w:p>
-        </w:tc>
-        <w:tc>
-          <w:tcPr>
-            <w:tcW w:type="dxa" w:w="6480"/>
-            <w:shd w:fill="FFFFFF"/>
-            <w:tcMar>
-              <w:top w:w="100" w:type="dxa"/>
-              <w:bottom w:w="100" w:type="dxa"/>
-              <w:left w:w="150" w:type="dxa"/>
-              <w:right w:w="150" w:type="dxa"/>
-            </w:tcMar>
-          </w:tcPr>
-          <w:p>
-            <w:r>
-              <w:rPr>
-                <w:rFonts w:ascii="Cambria Math" w:hAnsi="Cambria Math"/>
-                <w:color w:val="2D3748"/>
-                <w:sz w:val="19"/>
-              </w:rPr>
-              <w:t>LiNO_{3}, \quad NO_{2}</w:t>
+              <w:t>\text{Plaster of Paris: } \text{CaSO}_4 \cdot \frac{1}{2}\text{H}_2\text{O}, \quad \text{Gypsum: } \text{CaSO}_4 \cdot 2\text{H}_2\text{O}, \quad \text{Heating above 393 K} \to \text{Dead Burnt Plaster}</w:t>
             </w:r>
           </w:p>
         </w:tc>
@@ -604,7 +384,7 @@
           <w:color w:val="2B6CB0"/>
           <w:sz w:val="24"/>
         </w:rPr>
-        <w:t>3.1 S Block Elements — Core Principles &amp; Governing Laws (Moderate Yield — 7 PYQs)</w:t>
+        <w:t>3.1 Alkali &amp; Alkaline Earth Metals: Trends &amp; Compounds (High Yield — 8 PYQs)</w:t>
       </w:r>
     </w:p>
     <w:p>
@@ -619,7 +399,7 @@
         <w:rPr>
           <w:sz w:val="20"/>
         </w:rPr>
-        <w:t>Fundamental definitions, core postulates, and governing physical/chemical relations in S Block Elements.</w:t>
+        <w:t>Group 1 &amp; 2 trends: Flame colors: Li (crimson), Na (yellow), K (violet), Ca (brick red), Sr (crimson), Ba (apple green). Diagonal relationship of Li with Mg, and Be with Al due to similar charge/radius ratio. Solubility of alkaline earth metal sulphates decreases down the group (BeSO_4 &gt; MgSO_4 &gt; CaSO_4 &gt; BaSO_4) because hydration energy decreases faster than lattice energy. Plaster of Paris: CaSO_4 · (1 / 2)H_2O.</w:t>
       </w:r>
     </w:p>
     <w:tbl>
@@ -657,7 +437,7 @@
                 <w:color w:val="2D3748"/>
                 <w:sz w:val="19"/>
               </w:rPr>
-              <w:t>Carefully verify units, standard reference states, and sign conventions in S Block Elements.</w:t>
+              <w:t>Heating gypsum above 393 K (120°C) forms completely anhydrous dead burnt plaster (CaSO_4) which loses the setting property with water!</w:t>
             </w:r>
           </w:p>
         </w:tc>
@@ -698,369 +478,7 @@
                 <w:color w:val="2D3748"/>
                 <w:sz w:val="19"/>
               </w:rPr>
-              <w:t>Focus on high-yield formulas and standard limiting approximations tested in S Block Elements PYQs.</w:t>
-            </w:r>
-          </w:p>
-        </w:tc>
-      </w:tr>
-    </w:tbl>
-    <w:p>
-      <w:pPr>
-        <w:spacing w:before="120" w:after="40"/>
-      </w:pPr>
-      <w:r>
-        <w:rPr>
-          <w:b/>
-          <w:color w:val="1A365D"/>
-          <w:sz w:val="19"/>
-        </w:rPr>
-        <w:t>Source PYQs testing this concept:</w:t>
-      </w:r>
-    </w:p>
-    <w:p>
-      <w:pPr>
-        <w:pStyle w:val="ListBullet"/>
-        <w:spacing w:after="40"/>
-      </w:pPr>
-      <w:r>
-        <w:rPr>
-          <w:b/>
-          <w:sz w:val="18"/>
-        </w:rPr>
-        <w:t xml:space="preserve">[2021 Shift] Q#2 (MCQ): </w:t>
-      </w:r>
-      <w:r>
-        <w:rPr>
-          <w:sz w:val="18"/>
-        </w:rPr>
-        <w:t xml:space="preserve">"The property of the alkaline earth metals that increases with their atomic number is..."  </w:t>
-      </w:r>
-      <w:r>
-        <w:rPr>
-          <w:b/>
-          <w:color w:val="2B6CB0"/>
-          <w:sz w:val="18"/>
-        </w:rPr>
-        <w:t>[Ans: N/A]</w:t>
-      </w:r>
-    </w:p>
-    <w:p>
-      <w:pPr>
-        <w:pStyle w:val="ListBullet"/>
-        <w:spacing w:after="40"/>
-      </w:pPr>
-      <w:r>
-        <w:rPr>
-          <w:b/>
-          <w:sz w:val="18"/>
-        </w:rPr>
-        <w:t xml:space="preserve">[2020 Shift] Q#3 (MCQ): </w:t>
-      </w:r>
-      <w:r>
-        <w:rPr>
-          <w:sz w:val="18"/>
-        </w:rPr>
-        <w:t xml:space="preserve">"The oxide of potassium that does not exist is..."  </w:t>
-      </w:r>
-      <w:r>
-        <w:rPr>
-          <w:b/>
-          <w:color w:val="2B6CB0"/>
-          <w:sz w:val="18"/>
-        </w:rPr>
-        <w:t>[Ans: N/A]</w:t>
-      </w:r>
-    </w:p>
-    <w:p>
-      <w:pPr>
-        <w:pStyle w:val="ListBullet"/>
-        <w:spacing w:after="40"/>
-      </w:pPr>
-      <w:r>
-        <w:rPr>
-          <w:b/>
-          <w:sz w:val="18"/>
-        </w:rPr>
-        <w:t xml:space="preserve">[2020 Shift] Q#4 (MCQ): </w:t>
-      </w:r>
-      <w:r>
-        <w:rPr>
-          <w:sz w:val="18"/>
-        </w:rPr>
-        <w:t xml:space="preserve">"The metal that produce H_(2) with both dil. HCl and NaOH(aq) is..."  </w:t>
-      </w:r>
-      <w:r>
-        <w:rPr>
-          <w:b/>
-          <w:color w:val="2B6CB0"/>
-          <w:sz w:val="18"/>
-        </w:rPr>
-        <w:t>[Ans: N/A]</w:t>
-      </w:r>
-    </w:p>
-    <w:p>
-      <w:pPr>
-        <w:spacing w:after="120"/>
-      </w:pPr>
-    </w:p>
-    <w:p>
-      <w:pPr>
-        <w:pStyle w:val="Heading2"/>
-      </w:pPr>
-      <w:r>
-        <w:rPr>
-          <w:color w:val="2B6CB0"/>
-          <w:sz w:val="24"/>
-        </w:rPr>
-        <w:t>3.2 S Block Elements — Applied Cases, Reactions &amp; Traps (Standard Yield — 1 PYQs)</w:t>
-      </w:r>
-    </w:p>
-    <w:p>
-      <w:r>
-        <w:rPr>
-          <w:b/>
-          <w:sz w:val="20"/>
-        </w:rPr>
-        <w:t xml:space="preserve">Core Principle: </w:t>
-      </w:r>
-      <w:r>
-        <w:rPr>
-          <w:sz w:val="20"/>
-        </w:rPr>
-        <w:t>Special cases, experimental observations, and conceptual traps designed to test deep understanding of S Block Elements.</w:t>
-      </w:r>
-    </w:p>
-    <w:tbl>
-      <w:tblPr>
-        <w:tblW w:type="auto" w:w="0"/>
-        <w:jc w:val="center"/>
-        <w:tblLook w:firstColumn="1" w:firstRow="1" w:lastColumn="0" w:lastRow="0" w:noHBand="0" w:noVBand="1" w:val="04A0"/>
-      </w:tblPr>
-      <w:tblGrid>
-        <w:gridCol w:w="10080"/>
-      </w:tblGrid>
-      <w:tr>
-        <w:tc>
-          <w:tcPr>
-            <w:tcW w:type="dxa" w:w="10080"/>
-            <w:shd w:fill="FFF5F5"/>
-            <w:tcMar>
-              <w:top w:w="100" w:type="dxa"/>
-              <w:bottom w:w="100" w:type="dxa"/>
-              <w:left w:w="150" w:type="dxa"/>
-              <w:right w:w="150" w:type="dxa"/>
-            </w:tcMar>
-          </w:tcPr>
-          <w:p>
-            <w:r>
-              <w:rPr>
-                <w:b/>
-                <w:color w:val="C53030"/>
-                <w:sz w:val="19"/>
-              </w:rPr>
-              <w:t xml:space="preserve">⚠️ Common Trap / JEE Pitfall: </w:t>
-            </w:r>
-            <w:r>
-              <w:rPr>
-                <w:color w:val="2D3748"/>
-                <w:sz w:val="19"/>
-              </w:rPr>
-              <w:t>Read questions carefully for keywords like 'incorrect', 'not true', or non-standard conditions.</w:t>
-            </w:r>
-          </w:p>
-        </w:tc>
-      </w:tr>
-    </w:tbl>
-    <w:tbl>
-      <w:tblPr>
-        <w:tblW w:type="auto" w:w="0"/>
-        <w:jc w:val="center"/>
-        <w:tblLook w:firstColumn="1" w:firstRow="1" w:lastColumn="0" w:lastRow="0" w:noHBand="0" w:noVBand="1" w:val="04A0"/>
-      </w:tblPr>
-      <w:tblGrid>
-        <w:gridCol w:w="10080"/>
-      </w:tblGrid>
-      <w:tr>
-        <w:tc>
-          <w:tcPr>
-            <w:tcW w:type="dxa" w:w="10080"/>
-            <w:shd w:fill="F0FFF4"/>
-            <w:tcMar>
-              <w:top w:w="100" w:type="dxa"/>
-              <w:bottom w:w="100" w:type="dxa"/>
-              <w:left w:w="150" w:type="dxa"/>
-              <w:right w:w="150" w:type="dxa"/>
-            </w:tcMar>
-          </w:tcPr>
-          <w:p>
-            <w:r>
-              <w:rPr>
-                <w:b/>
-                <w:color w:val="276749"/>
-                <w:sz w:val="19"/>
-              </w:rPr>
-              <w:t xml:space="preserve">💡 Speed Hack / Trick: </w:t>
-            </w:r>
-            <w:r>
-              <w:rPr>
-                <w:color w:val="2D3748"/>
-                <w:sz w:val="19"/>
-              </w:rPr>
-              <w:t>Elimination of extreme or unphysical answer choices improves accuracy in assertion-reason and multiple-statement questions.</w:t>
-            </w:r>
-          </w:p>
-        </w:tc>
-      </w:tr>
-    </w:tbl>
-    <w:p>
-      <w:pPr>
-        <w:spacing w:before="120" w:after="40"/>
-      </w:pPr>
-      <w:r>
-        <w:rPr>
-          <w:b/>
-          <w:color w:val="1A365D"/>
-          <w:sz w:val="19"/>
-        </w:rPr>
-        <w:t>Source PYQs testing this concept:</w:t>
-      </w:r>
-    </w:p>
-    <w:p>
-      <w:pPr>
-        <w:pStyle w:val="ListBullet"/>
-        <w:spacing w:after="40"/>
-      </w:pPr>
-      <w:r>
-        <w:rPr>
-          <w:b/>
-          <w:sz w:val="18"/>
-        </w:rPr>
-        <w:t xml:space="preserve">[2024 Shift] Q#1 (MCQ): </w:t>
-      </w:r>
-      <w:r>
-        <w:rPr>
-          <w:sz w:val="18"/>
-        </w:rPr>
-        <w:t xml:space="preserve">"Which one of the following nitrate will decompose to give NO_(2) on heating ?..."  </w:t>
-      </w:r>
-      <w:r>
-        <w:rPr>
-          <w:b/>
-          <w:color w:val="2B6CB0"/>
-          <w:sz w:val="18"/>
-        </w:rPr>
-        <w:t>[Ans: N/A]</w:t>
-      </w:r>
-    </w:p>
-    <w:p>
-      <w:pPr>
-        <w:spacing w:after="120"/>
-      </w:pPr>
-    </w:p>
-    <w:p>
-      <w:pPr>
-        <w:pStyle w:val="Heading2"/>
-      </w:pPr>
-      <w:r>
-        <w:rPr>
-          <w:color w:val="2B6CB0"/>
-          <w:sz w:val="24"/>
-        </w:rPr>
-        <w:t>3.3 S Block Elements — Standard Calculations &amp; Problem Archetypes (Standard Yield — 0 PYQs)</w:t>
-      </w:r>
-    </w:p>
-    <w:p>
-      <w:r>
-        <w:rPr>
-          <w:b/>
-          <w:sz w:val="20"/>
-        </w:rPr>
-        <w:t xml:space="preserve">Core Principle: </w:t>
-      </w:r>
-      <w:r>
-        <w:rPr>
-          <w:sz w:val="20"/>
-        </w:rPr>
-        <w:t>Quantitative numerical problem-solving techniques and standard question patterns frequently seen in S Block Elements.</w:t>
-      </w:r>
-    </w:p>
-    <w:tbl>
-      <w:tblPr>
-        <w:tblW w:type="auto" w:w="0"/>
-        <w:jc w:val="center"/>
-        <w:tblLook w:firstColumn="1" w:firstRow="1" w:lastColumn="0" w:lastRow="0" w:noHBand="0" w:noVBand="1" w:val="04A0"/>
-      </w:tblPr>
-      <w:tblGrid>
-        <w:gridCol w:w="10080"/>
-      </w:tblGrid>
-      <w:tr>
-        <w:tc>
-          <w:tcPr>
-            <w:tcW w:type="dxa" w:w="10080"/>
-            <w:shd w:fill="FFF5F5"/>
-            <w:tcMar>
-              <w:top w:w="100" w:type="dxa"/>
-              <w:bottom w:w="100" w:type="dxa"/>
-              <w:left w:w="150" w:type="dxa"/>
-              <w:right w:w="150" w:type="dxa"/>
-            </w:tcMar>
-          </w:tcPr>
-          <w:p>
-            <w:r>
-              <w:rPr>
-                <w:b/>
-                <w:color w:val="C53030"/>
-                <w:sz w:val="19"/>
-              </w:rPr>
-              <w:t xml:space="preserve">⚠️ Common Trap / JEE Pitfall: </w:t>
-            </w:r>
-            <w:r>
-              <w:rPr>
-                <w:color w:val="2D3748"/>
-                <w:sz w:val="19"/>
-              </w:rPr>
-              <w:t>Watch for algebraic rounding, stoichiometric balancing, and boundary condition checks.</w:t>
-            </w:r>
-          </w:p>
-        </w:tc>
-      </w:tr>
-    </w:tbl>
-    <w:tbl>
-      <w:tblPr>
-        <w:tblW w:type="auto" w:w="0"/>
-        <w:jc w:val="center"/>
-        <w:tblLook w:firstColumn="1" w:firstRow="1" w:lastColumn="0" w:lastRow="0" w:noHBand="0" w:noVBand="1" w:val="04A0"/>
-      </w:tblPr>
-      <w:tblGrid>
-        <w:gridCol w:w="10080"/>
-      </w:tblGrid>
-      <w:tr>
-        <w:tc>
-          <w:tcPr>
-            <w:tcW w:type="dxa" w:w="10080"/>
-            <w:shd w:fill="F0FFF4"/>
-            <w:tcMar>
-              <w:top w:w="100" w:type="dxa"/>
-              <w:bottom w:w="100" w:type="dxa"/>
-              <w:left w:w="150" w:type="dxa"/>
-              <w:right w:w="150" w:type="dxa"/>
-            </w:tcMar>
-          </w:tcPr>
-          <w:p>
-            <w:r>
-              <w:rPr>
-                <w:b/>
-                <w:color w:val="276749"/>
-                <w:sz w:val="19"/>
-              </w:rPr>
-              <w:t xml:space="preserve">💡 Speed Hack / Trick: </w:t>
-            </w:r>
-            <w:r>
-              <w:rPr>
-                <w:color w:val="2D3748"/>
-                <w:sz w:val="19"/>
-              </w:rPr>
-              <w:t>Dimensional consistency checks and ratio comparisons can quickly eliminate incorrect options.</w:t>
+              <w:t>Alkali metals dissolve in liquid ammonia to give deep blue conducting solutions due to ammoniated electrons; in concentrated solution, the color turns bronze and becomes diamagnetic.</w:t>
             </w:r>
           </w:p>
         </w:tc>
@@ -1123,6 +541,33 @@
           <w:sz w:val="18"/>
         </w:rPr>
         <w:t xml:space="preserve">"The property of the alkaline earth metals that increases with their atomic number is..."  </w:t>
+      </w:r>
+      <w:r>
+        <w:rPr>
+          <w:b/>
+          <w:color w:val="2B6CB0"/>
+          <w:sz w:val="18"/>
+        </w:rPr>
+        <w:t>[Ans: N/A]</w:t>
+      </w:r>
+    </w:p>
+    <w:p>
+      <w:pPr>
+        <w:pStyle w:val="ListBullet"/>
+        <w:spacing w:after="40"/>
+      </w:pPr>
+      <w:r>
+        <w:rPr>
+          <w:b/>
+          <w:sz w:val="18"/>
+        </w:rPr>
+        <w:t xml:space="preserve">[2020 Shift] Q#3 (MCQ): </w:t>
+      </w:r>
+      <w:r>
+        <w:rPr>
+          <w:sz w:val="18"/>
+        </w:rPr>
+        <w:t xml:space="preserve">"The oxide of potassium that does not exist is..."  </w:t>
       </w:r>
       <w:r>
         <w:rPr>
@@ -1261,127 +706,6 @@
               <w:t>Solution Analysis:</w:t>
               <w:br/>
               <w:t>Among the given nitrates, only LiNO_(3) will decompose to give NO_(2) when heated. In contrast, the nitrates of sodium (Na), potassium (K), and rubidium (Rb) decompose to release oxygen instead. The decomposition reactions are as follows: For lithium nitrate ( LiNO_(3) ): 2LiNO_(3)vec(→ ≤ ftarrow)2Li_(2)O+4NO_(2)+O_(2) For sodium, potassium, and rubidium nitrates ( MNO_(3) , where M=Na,K,Rb ): 2MNO_(3)vec(→ ≤ ftarrow)2MNO_(2)+O_(2) Here, LiNO_(3) uniquely produces NO_(2) along with the metal oxide and oxygen.</w:t>
-            </w:r>
-          </w:p>
-        </w:tc>
-      </w:tr>
-    </w:tbl>
-    <w:p>
-      <w:pPr>
-        <w:spacing w:after="120"/>
-      </w:pPr>
-    </w:p>
-    <w:p>
-      <w:pPr>
-        <w:spacing w:before="160" w:after="40"/>
-      </w:pPr>
-      <w:r>
-        <w:rPr>
-          <w:b/>
-          <w:color w:val="1A365D"/>
-          <w:sz w:val="22"/>
-        </w:rPr>
-        <w:t>Benchmark Problem 2: KCET 2021 (Q#2)</w:t>
-      </w:r>
-    </w:p>
-    <w:p>
-      <w:pPr>
-        <w:spacing w:after="80"/>
-      </w:pPr>
-      <w:r>
-        <w:rPr>
-          <w:sz w:val="20"/>
-        </w:rPr>
-        <w:t>The property of the alkaline earth metals that increases with their atomic number is</w:t>
-      </w:r>
-    </w:p>
-    <w:p>
-      <w:pPr>
-        <w:pStyle w:val="ListBullet"/>
-        <w:spacing w:after="20"/>
-      </w:pPr>
-      <w:r>
-        <w:rPr>
-          <w:sz w:val="19"/>
-        </w:rPr>
-        <w:t>(A) ionisation enthalpy</w:t>
-      </w:r>
-    </w:p>
-    <w:p>
-      <w:pPr>
-        <w:pStyle w:val="ListBullet"/>
-        <w:spacing w:after="20"/>
-      </w:pPr>
-      <w:r>
-        <w:rPr>
-          <w:sz w:val="19"/>
-        </w:rPr>
-        <w:t>(B) electronegativity</w:t>
-      </w:r>
-    </w:p>
-    <w:p>
-      <w:pPr>
-        <w:pStyle w:val="ListBullet"/>
-        <w:spacing w:after="20"/>
-      </w:pPr>
-      <w:r>
-        <w:rPr>
-          <w:sz w:val="19"/>
-        </w:rPr>
-        <w:t>(C) solubility of their hydroxide in water</w:t>
-      </w:r>
-    </w:p>
-    <w:p>
-      <w:pPr>
-        <w:pStyle w:val="ListBullet"/>
-        <w:spacing w:after="20"/>
-      </w:pPr>
-      <w:r>
-        <w:rPr>
-          <w:sz w:val="19"/>
-        </w:rPr>
-        <w:t>(D) solubility of their sulphate in water</w:t>
-      </w:r>
-    </w:p>
-    <w:tbl>
-      <w:tblPr>
-        <w:tblW w:type="auto" w:w="0"/>
-        <w:jc w:val="center"/>
-        <w:tblLook w:firstColumn="1" w:firstRow="1" w:lastColumn="0" w:lastRow="0" w:noHBand="0" w:noVBand="1" w:val="04A0"/>
-      </w:tblPr>
-      <w:tblGrid>
-        <w:gridCol w:w="10080"/>
-      </w:tblGrid>
-      <w:tr>
-        <w:tc>
-          <w:tcPr>
-            <w:tcW w:type="dxa" w:w="10080"/>
-            <w:shd w:fill="F7FAFC"/>
-            <w:tcMar>
-              <w:top w:w="100" w:type="dxa"/>
-              <w:bottom w:w="100" w:type="dxa"/>
-              <w:left w:w="150" w:type="dxa"/>
-              <w:right w:w="150" w:type="dxa"/>
-            </w:tcMar>
-          </w:tcPr>
-          <w:p>
-            <w:r>
-              <w:rPr>
-                <w:b/>
-                <w:color w:val="1A365D"/>
-                <w:sz w:val="19"/>
-              </w:rPr>
-              <w:t>Correct Answer: None</w:t>
-              <w:br/>
-            </w:r>
-            <w:r>
-              <w:rPr>
-                <w:color w:val="2D3748"/>
-                <w:sz w:val="18"/>
-              </w:rPr>
-              <w:t>Solution Analysis:</w:t>
-              <w:br/>
-              <w:t>The solubility of the ionic compounds (in this case is hydroxide of alkaline earth metals) depends on two factors, which are (i) lattice energy and (ii) hydration energy. Hence, solubility of alkaline earth metal increases with increase in their atomic number. Whereas, other given properties i.e. ionisation energy, electronegativity and solubility of their sulphate in water decreases with atomic number.</w:t>
             </w:r>
           </w:p>
         </w:tc>
